--- a/Intelligent_Disputes_and_Claims.docx
+++ b/Intelligent_Disputes_and_Claims.docx
@@ -42,7 +42,7 @@
           <w:sz w:val="22"/>
           <w:szCs w:val="22"/>
         </w:rPr>
-        <w:t>Sundar Thevar</w:t>
+        <w:t>Sundaram Thevar</w:t>
       </w:r>
     </w:p>
     <w:p>
